--- a/סיכום/מפרט טכני.docx
+++ b/סיכום/מפרט טכני.docx
@@ -1,6 +1,6 @@
 
 <file path=word/document.xml><?xml version="1.0" encoding="utf-8"?>
-<w:document xmlns:wpc="http://schemas.microsoft.com/office/word/2010/wordprocessingCanvas" xmlns:cx="http://schemas.microsoft.com/office/drawing/2014/chartex" xmlns:cx1="http://schemas.microsoft.com/office/drawing/2015/9/8/chartex" xmlns:cx2="http://schemas.microsoft.com/office/drawing/2015/10/21/chartex" xmlns:cx3="http://schemas.microsoft.com/office/drawing/2016/5/9/chartex" xmlns:cx4="http://schemas.microsoft.com/office/drawing/2016/5/10/chartex" xmlns:cx5="http://schemas.microsoft.com/office/drawing/2016/5/11/chartex" xmlns:cx6="http://schemas.microsoft.com/office/drawing/2016/5/12/chartex" xmlns:cx7="http://schemas.microsoft.com/office/drawing/2016/5/13/chartex" xmlns:cx8="http://schemas.microsoft.com/office/drawing/2016/5/14/chartex" xmlns:mc="http://schemas.openxmlformats.org/markup-compatibility/2006" xmlns:aink="http://schemas.microsoft.com/office/drawing/2016/ink" xmlns:am3d="http://schemas.microsoft.com/office/drawing/2017/model3d" xmlns:o="urn:schemas-microsoft-com:office:office" xmlns:oel="http://schemas.microsoft.com/office/2019/extlst" xmlns:r="http://schemas.openxmlformats.org/officeDocument/2006/relationships" xmlns:m="http://schemas.openxmlformats.org/officeDocument/2006/math" xmlns:v="urn:schemas-microsoft-com:vml" xmlns:wp14="http://schemas.microsoft.com/office/word/2010/wordprocessingDrawing" xmlns:wp="http://schemas.openxmlformats.org/drawingml/2006/wordprocessingDrawing" xmlns:w10="urn:schemas-microsoft-com:office:word" xmlns:w="http://schemas.openxmlformats.org/wordprocessingml/2006/main" xmlns:w14="http://schemas.microsoft.com/office/word/2010/wordml" xmlns:w15="http://schemas.microsoft.com/office/word/2012/wordml" xmlns:w16cex="http://schemas.microsoft.com/office/word/2018/wordml/cex" xmlns:w16cid="http://schemas.microsoft.com/office/word/2016/wordml/cid" xmlns:w16="http://schemas.microsoft.com/office/word/2018/wordml" xmlns:w16du="http://schemas.microsoft.com/office/word/2023/wordml/word16du" xmlns:w16sdtdh="http://schemas.microsoft.com/office/word/2020/wordml/sdtdatahash" xmlns:w16sdtfl="http://schemas.microsoft.com/office/word/2024/wordml/sdtformatlock" xmlns:w16se="http://schemas.microsoft.com/office/word/2015/wordml/symex" xmlns:wpg="http://schemas.microsoft.com/office/word/2010/wordprocessingGroup" xmlns:wpi="http://schemas.microsoft.com/office/word/2010/wordprocessingInk" xmlns:wne="http://schemas.microsoft.com/office/word/2006/wordml" xmlns:wps="http://schemas.microsoft.com/office/word/2010/wordprocessingShape" mc:Ignorable="w14 w15 w16se w16cid w16 w16cex w16sdtdh w16sdtfl w16du wp14">
+<w:document xmlns:wpc="http://schemas.microsoft.com/office/word/2010/wordprocessingCanvas" xmlns:cx="http://schemas.microsoft.com/office/drawing/2014/chartex" xmlns:cx1="http://schemas.microsoft.com/office/drawing/2015/9/8/chartex" xmlns:cx2="http://schemas.microsoft.com/office/drawing/2015/10/21/chartex" xmlns:cx3="http://schemas.microsoft.com/office/drawing/2016/5/9/chartex" xmlns:cx4="http://schemas.microsoft.com/office/drawing/2016/5/10/chartex" xmlns:cx5="http://schemas.microsoft.com/office/drawing/2016/5/11/chartex" xmlns:cx6="http://schemas.microsoft.com/office/drawing/2016/5/12/chartex" xmlns:cx7="http://schemas.microsoft.com/office/drawing/2016/5/13/chartex" xmlns:cx8="http://schemas.microsoft.com/office/drawing/2016/5/14/chartex" xmlns:mc="http://schemas.openxmlformats.org/markup-compatibility/2006" xmlns:aink="http://schemas.microsoft.com/office/drawing/2016/ink" xmlns:am3d="http://schemas.microsoft.com/office/drawing/2017/model3d" xmlns:o="urn:schemas-microsoft-com:office:office" xmlns:r="http://schemas.openxmlformats.org/officeDocument/2006/relationships" xmlns:m="http://schemas.openxmlformats.org/officeDocument/2006/math" xmlns:v="urn:schemas-microsoft-com:vml" xmlns:wp14="http://schemas.microsoft.com/office/word/2010/wordprocessingDrawing" xmlns:wp="http://schemas.openxmlformats.org/drawingml/2006/wordprocessingDrawing" xmlns:w10="urn:schemas-microsoft-com:office:word" xmlns:w="http://schemas.openxmlformats.org/wordprocessingml/2006/main" xmlns:w14="http://schemas.microsoft.com/office/word/2010/wordml" xmlns:w15="http://schemas.microsoft.com/office/word/2012/wordml" xmlns:w16cex="http://schemas.microsoft.com/office/word/2018/wordml/cex" xmlns:w16cid="http://schemas.microsoft.com/office/word/2016/wordml/cid" xmlns:w16="http://schemas.microsoft.com/office/word/2018/wordml" xmlns:w16sdtdh="http://schemas.microsoft.com/office/word/2020/wordml/sdtdatahash" xmlns:w16se="http://schemas.microsoft.com/office/word/2015/wordml/symex" xmlns:wpg="http://schemas.microsoft.com/office/word/2010/wordprocessingGroup" xmlns:wpi="http://schemas.microsoft.com/office/word/2010/wordprocessingInk" xmlns:wne="http://schemas.microsoft.com/office/word/2006/wordml" xmlns:wps="http://schemas.microsoft.com/office/word/2010/wordprocessingShape" mc:Ignorable="w14 w15 w16se w16cid w16 w16cex w16sdtdh wp14">
   <w:body>
     <w:p>
       <w:pPr>
@@ -56,7 +56,17 @@
         <w:t xml:space="preserve"> ולנץ. באמצעותו, המבקרים לומדים כיצד שינוי בזרם חשמלי יכול ליצור שדה מגנטי חזק, אשר גורם לתופעות מעניינות כגון יצירת כוחות דחייה בין מוליכים. התופעה מבוססת על זרמי פוקו</w:t>
       </w:r>
       <w:r>
-        <w:t xml:space="preserve"> (Foucault Currents), </w:t>
+        <w:t xml:space="preserve"> </w:t>
+      </w:r>
+      <w:r>
+        <w:t>(Foucault Currents)</w:t>
+      </w:r>
+      <w:r>
+        <w:rPr>
+          <w:rFonts w:hint="cs"/>
+          <w:rtl/>
+        </w:rPr>
+        <w:t xml:space="preserve">, </w:t>
       </w:r>
       <w:r>
         <w:rPr>
@@ -761,7 +771,21 @@
           <w:rFonts w:hint="cs"/>
           <w:rtl/>
         </w:rPr>
-        <w:t>) ולד ללחצן(</w:t>
+        <w:t>) ולד ללחצן</w:t>
+      </w:r>
+      <w:r>
+        <w:rPr>
+          <w:rFonts w:hint="cs"/>
+          <w:rtl/>
+        </w:rPr>
+        <w:t xml:space="preserve"> </w:t>
+      </w:r>
+      <w:r>
+        <w:rPr>
+          <w:rFonts w:hint="cs"/>
+          <w:rtl/>
+        </w:rPr>
+        <w:t>(</w:t>
       </w:r>
       <w:r>
         <w:t>led button</w:t>
@@ -1860,6 +1884,7 @@
           <w:rFonts w:cs="Arial"/>
           <w:b/>
           <w:bCs/>
+          <w:noProof/>
           <w:rtl/>
         </w:rPr>
         <w:drawing>
@@ -1937,19 +1962,34 @@
           <w:rFonts w:hint="cs"/>
           <w:rtl/>
         </w:rPr>
-        <w:t>.למערכת יש גם הפרדה חשמלית בעזרת ה-</w:t>
-      </w:r>
-      <w:proofErr w:type="spellStart"/>
-      <w:r>
-        <w:t>optpcoupler</w:t>
-      </w:r>
-      <w:proofErr w:type="spellEnd"/>
-      <w:r>
-        <w:rPr>
-          <w:rFonts w:hint="cs"/>
-          <w:rtl/>
-        </w:rPr>
-        <w:t xml:space="preserve"> כך שהמתח הנמוך של ה- </w:t>
+        <w:t>.</w:t>
+      </w:r>
+      <w:r>
+        <w:rPr>
+          <w:rFonts w:hint="cs"/>
+          <w:rtl/>
+        </w:rPr>
+        <w:t xml:space="preserve"> </w:t>
+      </w:r>
+      <w:r>
+        <w:rPr>
+          <w:rFonts w:hint="cs"/>
+          <w:rtl/>
+        </w:rPr>
+        <w:t>למערכת יש גם הפרדה חשמלית בעזרת ה-</w:t>
+      </w:r>
+      <w:r>
+        <w:t xml:space="preserve"> </w:t>
+      </w:r>
+      <w:r>
+        <w:t>optocoupler</w:t>
+      </w:r>
+      <w:r>
+        <w:rPr>
+          <w:rFonts w:hint="cs"/>
+          <w:rtl/>
+        </w:rPr>
+        <w:t xml:space="preserve">כך שהמתח הנמוך של ה- </w:t>
       </w:r>
       <w:r>
         <w:t>Arduino</w:t>
@@ -1965,7 +2005,6 @@
     <w:p>
       <w:pPr>
         <w:rPr>
-          <w:rFonts w:hint="cs"/>
           <w:rtl/>
         </w:rPr>
       </w:pPr>
@@ -1998,19 +2037,13 @@
           <w:rPr>
             <w:rStyle w:val="Hyperlink"/>
           </w:rPr>
-          <w:t>li</w:t>
+          <w:t>link</w:t>
         </w:r>
         <w:r>
           <w:rPr>
             <w:rStyle w:val="Hyperlink"/>
           </w:rPr>
-          <w:t>n</w:t>
-        </w:r>
-        <w:r>
-          <w:rPr>
-            <w:rStyle w:val="Hyperlink"/>
-          </w:rPr>
-          <w:t>k2</w:t>
+          <w:t>2</w:t>
         </w:r>
       </w:hyperlink>
       <w:r>
@@ -2054,7 +2087,7 @@
 </file>
 
 <file path=word/numbering.xml><?xml version="1.0" encoding="utf-8"?>
-<w:numbering xmlns:wpc="http://schemas.microsoft.com/office/word/2010/wordprocessingCanvas" xmlns:cx="http://schemas.microsoft.com/office/drawing/2014/chartex" xmlns:cx1="http://schemas.microsoft.com/office/drawing/2015/9/8/chartex" xmlns:cx2="http://schemas.microsoft.com/office/drawing/2015/10/21/chartex" xmlns:cx3="http://schemas.microsoft.com/office/drawing/2016/5/9/chartex" xmlns:cx4="http://schemas.microsoft.com/office/drawing/2016/5/10/chartex" xmlns:cx5="http://schemas.microsoft.com/office/drawing/2016/5/11/chartex" xmlns:cx6="http://schemas.microsoft.com/office/drawing/2016/5/12/chartex" xmlns:cx7="http://schemas.microsoft.com/office/drawing/2016/5/13/chartex" xmlns:cx8="http://schemas.microsoft.com/office/drawing/2016/5/14/chartex" xmlns:mc="http://schemas.openxmlformats.org/markup-compatibility/2006" xmlns:aink="http://schemas.microsoft.com/office/drawing/2016/ink" xmlns:am3d="http://schemas.microsoft.com/office/drawing/2017/model3d" xmlns:o="urn:schemas-microsoft-com:office:office" xmlns:oel="http://schemas.microsoft.com/office/2019/extlst" xmlns:r="http://schemas.openxmlformats.org/officeDocument/2006/relationships" xmlns:m="http://schemas.openxmlformats.org/officeDocument/2006/math" xmlns:v="urn:schemas-microsoft-com:vml" xmlns:wp14="http://schemas.microsoft.com/office/word/2010/wordprocessingDrawing" xmlns:wp="http://schemas.openxmlformats.org/drawingml/2006/wordprocessingDrawing" xmlns:w10="urn:schemas-microsoft-com:office:word" xmlns:w="http://schemas.openxmlformats.org/wordprocessingml/2006/main" xmlns:w14="http://schemas.microsoft.com/office/word/2010/wordml" xmlns:w15="http://schemas.microsoft.com/office/word/2012/wordml" xmlns:w16cex="http://schemas.microsoft.com/office/word/2018/wordml/cex" xmlns:w16cid="http://schemas.microsoft.com/office/word/2016/wordml/cid" xmlns:w16="http://schemas.microsoft.com/office/word/2018/wordml" xmlns:w16du="http://schemas.microsoft.com/office/word/2023/wordml/word16du" xmlns:w16sdtdh="http://schemas.microsoft.com/office/word/2020/wordml/sdtdatahash" xmlns:w16sdtfl="http://schemas.microsoft.com/office/word/2024/wordml/sdtformatlock" xmlns:w16se="http://schemas.microsoft.com/office/word/2015/wordml/symex" xmlns:wpg="http://schemas.microsoft.com/office/word/2010/wordprocessingGroup" xmlns:wpi="http://schemas.microsoft.com/office/word/2010/wordprocessingInk" xmlns:wne="http://schemas.microsoft.com/office/word/2006/wordml" xmlns:wps="http://schemas.microsoft.com/office/word/2010/wordprocessingShape" mc:Ignorable="w14 w15 w16se w16cid w16 w16cex w16sdtdh w16sdtfl w16du wp14">
+<w:numbering xmlns:wpc="http://schemas.microsoft.com/office/word/2010/wordprocessingCanvas" xmlns:cx="http://schemas.microsoft.com/office/drawing/2014/chartex" xmlns:cx1="http://schemas.microsoft.com/office/drawing/2015/9/8/chartex" xmlns:cx2="http://schemas.microsoft.com/office/drawing/2015/10/21/chartex" xmlns:cx3="http://schemas.microsoft.com/office/drawing/2016/5/9/chartex" xmlns:cx4="http://schemas.microsoft.com/office/drawing/2016/5/10/chartex" xmlns:cx5="http://schemas.microsoft.com/office/drawing/2016/5/11/chartex" xmlns:cx6="http://schemas.microsoft.com/office/drawing/2016/5/12/chartex" xmlns:cx7="http://schemas.microsoft.com/office/drawing/2016/5/13/chartex" xmlns:cx8="http://schemas.microsoft.com/office/drawing/2016/5/14/chartex" xmlns:mc="http://schemas.openxmlformats.org/markup-compatibility/2006" xmlns:aink="http://schemas.microsoft.com/office/drawing/2016/ink" xmlns:am3d="http://schemas.microsoft.com/office/drawing/2017/model3d" xmlns:o="urn:schemas-microsoft-com:office:office" xmlns:r="http://schemas.openxmlformats.org/officeDocument/2006/relationships" xmlns:m="http://schemas.openxmlformats.org/officeDocument/2006/math" xmlns:v="urn:schemas-microsoft-com:vml" xmlns:wp14="http://schemas.microsoft.com/office/word/2010/wordprocessingDrawing" xmlns:wp="http://schemas.openxmlformats.org/drawingml/2006/wordprocessingDrawing" xmlns:w10="urn:schemas-microsoft-com:office:word" xmlns:w="http://schemas.openxmlformats.org/wordprocessingml/2006/main" xmlns:w14="http://schemas.microsoft.com/office/word/2010/wordml" xmlns:w15="http://schemas.microsoft.com/office/word/2012/wordml" xmlns:w16cex="http://schemas.microsoft.com/office/word/2018/wordml/cex" xmlns:w16cid="http://schemas.microsoft.com/office/word/2016/wordml/cid" xmlns:w16="http://schemas.microsoft.com/office/word/2018/wordml" xmlns:w16sdtdh="http://schemas.microsoft.com/office/word/2020/wordml/sdtdatahash" xmlns:w16se="http://schemas.microsoft.com/office/word/2015/wordml/symex" xmlns:wpg="http://schemas.microsoft.com/office/word/2010/wordprocessingGroup" xmlns:wpi="http://schemas.microsoft.com/office/word/2010/wordprocessingInk" xmlns:wne="http://schemas.microsoft.com/office/word/2006/wordml" xmlns:wps="http://schemas.microsoft.com/office/word/2010/wordprocessingShape" mc:Ignorable="w14 w15 w16se w16cid w16 w16cex w16sdtdh wp14">
   <w:abstractNum w:abstractNumId="0" w15:restartNumberingAfterBreak="0">
     <w:nsid w:val="010727C5"/>
     <w:multiLevelType w:val="hybridMultilevel"/>
@@ -2620,26 +2653,26 @@
       </w:rPr>
     </w:lvl>
   </w:abstractNum>
-  <w:num w:numId="1" w16cid:durableId="1912423627">
+  <w:num w:numId="1">
     <w:abstractNumId w:val="4"/>
   </w:num>
-  <w:num w:numId="2" w16cid:durableId="2130081582">
+  <w:num w:numId="2">
     <w:abstractNumId w:val="3"/>
   </w:num>
-  <w:num w:numId="3" w16cid:durableId="1682656087">
+  <w:num w:numId="3">
     <w:abstractNumId w:val="2"/>
   </w:num>
-  <w:num w:numId="4" w16cid:durableId="1568031627">
+  <w:num w:numId="4">
     <w:abstractNumId w:val="0"/>
   </w:num>
-  <w:num w:numId="5" w16cid:durableId="2112970211">
+  <w:num w:numId="5">
     <w:abstractNumId w:val="1"/>
   </w:num>
 </w:numbering>
 </file>
 
 <file path=word/styles.xml><?xml version="1.0" encoding="utf-8"?>
-<w:styles xmlns:mc="http://schemas.openxmlformats.org/markup-compatibility/2006" xmlns:r="http://schemas.openxmlformats.org/officeDocument/2006/relationships" xmlns:w="http://schemas.openxmlformats.org/wordprocessingml/2006/main" xmlns:w14="http://schemas.microsoft.com/office/word/2010/wordml" xmlns:w15="http://schemas.microsoft.com/office/word/2012/wordml" xmlns:w16cex="http://schemas.microsoft.com/office/word/2018/wordml/cex" xmlns:w16cid="http://schemas.microsoft.com/office/word/2016/wordml/cid" xmlns:w16="http://schemas.microsoft.com/office/word/2018/wordml" xmlns:w16du="http://schemas.microsoft.com/office/word/2023/wordml/word16du" xmlns:w16sdtdh="http://schemas.microsoft.com/office/word/2020/wordml/sdtdatahash" xmlns:w16sdtfl="http://schemas.microsoft.com/office/word/2024/wordml/sdtformatlock" xmlns:w16se="http://schemas.microsoft.com/office/word/2015/wordml/symex" mc:Ignorable="w14 w15 w16se w16cid w16 w16cex w16sdtdh w16sdtfl w16du">
+<w:styles xmlns:mc="http://schemas.openxmlformats.org/markup-compatibility/2006" xmlns:r="http://schemas.openxmlformats.org/officeDocument/2006/relationships" xmlns:w="http://schemas.openxmlformats.org/wordprocessingml/2006/main" xmlns:w14="http://schemas.microsoft.com/office/word/2010/wordml" xmlns:w15="http://schemas.microsoft.com/office/word/2012/wordml" xmlns:w16cex="http://schemas.microsoft.com/office/word/2018/wordml/cex" xmlns:w16cid="http://schemas.microsoft.com/office/word/2016/wordml/cid" xmlns:w16="http://schemas.microsoft.com/office/word/2018/wordml" xmlns:w16sdtdh="http://schemas.microsoft.com/office/word/2020/wordml/sdtdatahash" xmlns:w16se="http://schemas.microsoft.com/office/word/2015/wordml/symex" mc:Ignorable="w14 w15 w16se w16cid w16 w16cex w16sdtdh">
   <w:docDefaults>
     <w:rPrDefault>
       <w:rPr>
@@ -3245,6 +3278,7 @@
   <w:style w:type="character" w:default="1" w:styleId="DefaultParagraphFont">
     <w:name w:val="Default Paragraph Font"/>
     <w:uiPriority w:val="1"/>
+    <w:semiHidden/>
     <w:unhideWhenUsed/>
   </w:style>
   <w:style w:type="table" w:default="1" w:styleId="TableNormal">
